--- a/sales-templates/en/eduasiste-pitch-blurbs.docx
+++ b/sales-templates/en/eduasiste-pitch-blurbs.docx
@@ -19,13 +19,13 @@
           <w:bCs/>
           <w:b/>
         </w:rPr>
-        <w:t xml:space="preserve">HOW TO USE THIS TEMPLATE</w:t>
+        <w:t xml:space="preserve">HOW TO USE THIS TEMPLATE.</w:t>
       </w:r>
       <w:r>
         <w:t xml:space="preserve"> </w:t>
       </w:r>
       <w:r>
-        <w:t xml:space="preserve">— 1.</w:t>
+        <w:t xml:space="preserve">1.</w:t>
       </w:r>
       <w:r>
         <w:t xml:space="preserve"> </w:t>
@@ -215,13 +215,13 @@
         </w:pict>
       </w:r>
     </w:p>
-    <w:bookmarkStart w:id="20" w:name="version-a--cold-outreach-parent"/>
+    <w:bookmarkStart w:id="20" w:name="version-a-cold-outreach-parent"/>
     <w:p>
       <w:pPr>
         <w:pStyle w:val="Heading2"/>
       </w:pPr>
       <w:r>
-        <w:t xml:space="preserve">Version A — Cold outreach (parent)</w:t>
+        <w:t xml:space="preserve">Version A: Cold outreach (parent)</w:t>
       </w:r>
     </w:p>
     <w:p>
@@ -267,7 +267,7 @@
         <w:pStyle w:val="BodyText"/>
       </w:pPr>
       <w:r>
-        <w:t xml:space="preserve">Quick question: when's the last time you knew — in real time — what your child actually learned today? Not their grade. What they understood.</w:t>
+        <w:t xml:space="preserve">Quick question: when's the last time you knew, in real time, what your child actually learned today? Not their grade. What they understood.</w:t>
       </w:r>
     </w:p>
     <w:p>
@@ -275,7 +275,7 @@
         <w:pStyle w:val="BodyText"/>
       </w:pPr>
       <w:r>
-        <w:t xml:space="preserve">We've built something for parents who are tired of being one conversation behind. Every child gets their own AI tutor. Every parent gets a twin that stays in the loop automatically. You can ask "how's Emma doing in reading?" and get a live answer. You can assign a worksheet in 30 seconds. And when your child does a study session, you get a summary — like a teacher who reports to you after every lesson.</w:t>
+        <w:t xml:space="preserve">We've built something for parents who are tired of being one conversation behind. Every child gets their own AI tutor. Every parent gets a twin that stays in the loop automatically. You can ask "how's Emma doing in reading?" and get a live answer. You can assign a worksheet in 30 seconds. And when your child does a study session, you get a summary, like a teacher who reports to you after every lesson.</w:t>
       </w:r>
     </w:p>
     <w:p>
@@ -302,12 +302,6 @@
         <w:pStyle w:val="BodyText"/>
       </w:pPr>
       <w:r>
-        <w:t xml:space="preserve">—</w:t>
-      </w:r>
-      <w:r>
-        <w:t xml:space="preserve"> </w:t>
-      </w:r>
-      <w:r>
         <w:rPr>
           <w:rStyle w:val="Placeholder"/>
         </w:rPr>
@@ -331,13 +325,13 @@
       </w:r>
     </w:p>
     <w:bookmarkEnd w:id="20"/>
-    <w:bookmarkStart w:id="21" w:name="version-b--warm-intro-parent--homeschool"/>
+    <w:bookmarkStart w:id="21" w:name="version-b-warm-intro-parent--homeschool"/>
     <w:p>
       <w:pPr>
         <w:pStyle w:val="Heading2"/>
       </w:pPr>
       <w:r>
-        <w:t xml:space="preserve">Version B — Warm intro (parent / homeschool)</w:t>
+        <w:t xml:space="preserve">Version B: Warm intro (parent / homeschool)</w:t>
       </w:r>
     </w:p>
     <w:p>
@@ -415,7 +409,7 @@
         <w:pStyle w:val="BodyText"/>
       </w:pPr>
       <w:r>
-        <w:t xml:space="preserve">We're rolling out something I think solves a real piece of your problem. Here's the short version: every learner gets their own AI twin — a patient tutor that teaches Socratically, builds worksheets on demand, and remembers everything they've worked on. But the interesting part is that you get a twin too. The two twins talk to each other (with full transparency — your child always sees when you've looked).</w:t>
+        <w:t xml:space="preserve">We're rolling out something I think solves a real piece of your problem. Here's the short version: every learner gets their own AI twin, a patient tutor that teaches Socratically, builds worksheets on demand, and remembers everything they've worked on. But the interesting part is that you get a twin too. The two twins talk to each other, and your child always sees when you've looked.</w:t>
       </w:r>
     </w:p>
     <w:p>
@@ -450,12 +444,6 @@
         <w:pStyle w:val="BodyText"/>
       </w:pPr>
       <w:r>
-        <w:t xml:space="preserve">—</w:t>
-      </w:r>
-      <w:r>
-        <w:t xml:space="preserve"> </w:t>
-      </w:r>
-      <w:r>
         <w:rPr>
           <w:rStyle w:val="Placeholder"/>
         </w:rPr>
@@ -479,13 +467,13 @@
       </w:r>
     </w:p>
     <w:bookmarkEnd w:id="21"/>
-    <w:bookmarkStart w:id="22" w:name="version-c--school--tutor-prospect"/>
+    <w:bookmarkStart w:id="22" w:name="version-c-school--tutor-prospect"/>
     <w:p>
       <w:pPr>
         <w:pStyle w:val="Heading2"/>
       </w:pPr>
       <w:r>
-        <w:t xml:space="preserve">Version C — School / tutor prospect</w:t>
+        <w:t xml:space="preserve">Version C: School / tutor prospect</w:t>
       </w:r>
     </w:p>
     <w:p>
@@ -515,10 +503,7 @@
         <w:t xml:space="preserve">{{Company}}</w:t>
       </w:r>
       <w:r>
-        <w:t xml:space="preserve"> </w:t>
-      </w:r>
-      <w:r>
-        <w:t xml:space="preserve">— a different kind of ed-tech</w:t>
+        <w:t xml:space="preserve">: a different kind of ed-tech</w:t>
       </w:r>
     </w:p>
     <w:p>
@@ -566,13 +551,13 @@
           <w:bCs/>
           <w:b/>
         </w:rPr>
-        <w:t xml:space="preserve">Every learner gets their own AI twin</w:t>
+        <w:t xml:space="preserve">Every learner gets their own AI twin.</w:t>
       </w:r>
       <w:r>
         <w:t xml:space="preserve"> </w:t>
       </w:r>
       <w:r>
-        <w:t xml:space="preserve">— a private, persistent tutor that knows their history, adapts to their pace, and teaches Socratically instead of lecturing. It runs in their own space. They own their data.</w:t>
+        <w:t xml:space="preserve">It's a private, persistent tutor that knows their history, adapts to their pace, and teaches Socratically instead of lecturing. It runs in their own space. They own their data.</w:t>
       </w:r>
     </w:p>
     <w:p>
@@ -590,7 +575,7 @@
         <w:t xml:space="preserve"> </w:t>
       </w:r>
       <w:r>
-        <w:t xml:space="preserve">The two twins talk to each other. You can ask yours "how did Maya do on fractions this week?" and get a live answer. You can assign a worksheet in one sentence — the system generates it, with a private answer key that stays with you. When a student finishes a study session, you get an auto-summary of what clicked and where they struggled, delivered right back into your own chat.</w:t>
+        <w:t xml:space="preserve">The two twins talk to each other. You can ask yours "how did Maya do on fractions this week?" and get a live answer. You can assign a worksheet in one sentence, and the system generates it with a private answer key that stays with you. When a student finishes a study session, you get an auto-summary of what clicked and where they struggled, delivered right back into your own chat.</w:t>
       </w:r>
     </w:p>
     <w:p>
@@ -632,7 +617,7 @@
         <w:pStyle w:val="BodyText"/>
       </w:pPr>
       <w:r>
-        <w:t xml:space="preserve">Pricing starts at $49/mo for the Team tier (5 seats). Mentor seats are always free. We're onboarding a handful of pilot customers this quarter — would love to show you a live demo if you have 20 minutes.</w:t>
+        <w:t xml:space="preserve">Pricing starts at $49/mo for the Team tier (5 seats). Mentor seats are always free. We're onboarding a handful of pilot customers this quarter. I'd love to show you a live demo if you have 20 minutes.</w:t>
       </w:r>
     </w:p>
     <w:p>
@@ -650,12 +635,6 @@
       <w:pPr>
         <w:pStyle w:val="BodyText"/>
       </w:pPr>
-      <w:r>
-        <w:t xml:space="preserve">—</w:t>
-      </w:r>
-      <w:r>
-        <w:t xml:space="preserve"> </w:t>
-      </w:r>
       <w:r>
         <w:rPr>
           <w:rStyle w:val="Placeholder"/>
@@ -698,10 +677,7 @@
         <w:pStyle w:val="Compact"/>
       </w:pPr>
       <w:r>
-        <w:t xml:space="preserve">Replace every token before sending —</w:t>
-      </w:r>
-      <w:r>
-        <w:t xml:space="preserve"> </w:t>
+        <w:t xml:space="preserve">Replace every token before sending (</w:t>
       </w:r>
       <w:r>
         <w:rPr>
@@ -782,10 +758,7 @@
         <w:t xml:space="preserve">{{Rep Email}}</w:t>
       </w:r>
       <w:r>
-        <w:t xml:space="preserve"> </w:t>
-      </w:r>
-      <w:r>
-        <w:t xml:space="preserve">— and double-check that no</w:t>
+        <w:t xml:space="preserve">), and double-check that no</w:t>
       </w:r>
       <w:r>
         <w:t xml:space="preserve"> </w:t>
@@ -839,7 +812,7 @@
         <w:pStyle w:val="Compact"/>
       </w:pPr>
       <w:r>
-        <w:t xml:space="preserve">Swap the example phrase ("how's Emma doing in reading?") for something true to the family — a real subject, a real child's name.</w:t>
+        <w:t xml:space="preserve">Swap the example phrase ("how's Emma doing in reading?") for something true to the family, like a real subject and a real child's name.</w:t>
       </w:r>
     </w:p>
     <w:p>
